--- a/Report/Perch_figures/Forsmark_MASE.docx
+++ b/Report/Perch_figures/Forsmark_MASE.docx
@@ -247,7 +247,7 @@
       </w:tr>
       <w:tr>
         <w:trPr>
-          <w:trHeight w:val="572" w:hRule="auto"/>
+          <w:trHeight w:val="571" w:hRule="auto"/>
         </w:trPr>
         body2
         <w:tc>
@@ -352,7 +352,7 @@
                 <w:szCs w:val="22"/>
                 <w:color w:val="000000"/>
               </w:rPr>
-              <w:t xml:space="preserve">0.5459893</w:t>
+              <w:t xml:space="preserve">0.5294645</w:t>
             </w:r>
           </w:p>
         </w:tc>
@@ -464,14 +464,14 @@
                 <w:szCs w:val="22"/>
                 <w:color w:val="000000"/>
               </w:rPr>
-              <w:t xml:space="preserve">0.7507817</w:t>
+              <w:t xml:space="preserve">0.7368062</w:t>
             </w:r>
           </w:p>
         </w:tc>
       </w:tr>
       <w:tr>
         <w:trPr>
-          <w:trHeight w:val="572" w:hRule="auto"/>
+          <w:trHeight w:val="571" w:hRule="auto"/>
         </w:trPr>
         body4
         <w:tc>
@@ -576,7 +576,7 @@
                 <w:szCs w:val="22"/>
                 <w:color w:val="000000"/>
               </w:rPr>
-              <w:t xml:space="preserve">0.7353852</w:t>
+              <w:t xml:space="preserve">0.5844441</w:t>
             </w:r>
           </w:p>
         </w:tc>
@@ -688,7 +688,7 @@
                 <w:szCs w:val="22"/>
                 <w:color w:val="000000"/>
               </w:rPr>
-              <w:t xml:space="preserve">1.8761933</w:t>
+              <w:t xml:space="preserve">0.7389842</w:t>
             </w:r>
           </w:p>
         </w:tc>
@@ -800,7 +800,7 @@
                 <w:szCs w:val="22"/>
                 <w:color w:val="000000"/>
               </w:rPr>
-              <w:t xml:space="preserve">0.7869311</w:t>
+              <w:t xml:space="preserve">0.6317120</w:t>
             </w:r>
           </w:p>
         </w:tc>
